--- a/Semilavorati/ProblemStatement.-2.docx
+++ b/Semilavorati/ProblemStatement.-2.docx
@@ -32045,6 +32045,147 @@
           <w:lang w:val="it-IT"/>
         </w:rPr>
         <w:t>Test Execution Report: 23 febbraio 2027.</w:t>
+      </w:r>
+    </w:p>
+    <w:p>
+      <w:pPr>
+        <w:pStyle w:val="Normale (Web)"/>
+        <w:ind w:left="720" w:firstLine="0"/>
+      </w:pPr>
+      <w:r>
+        <w:rPr>
+          <w:b w:val="1"/>
+          <w:bCs w:val="1"/>
+          <w:rtl w:val="0"/>
+          <w:lang w:val="it-IT"/>
+        </w:rPr>
+        <w:t xml:space="preserve">Criteri di accettazione</w:t>
+      </w:r>
+    </w:p>
+    <w:p>
+      <w:pPr>
+        <w:pStyle w:val="Normale (Web)"/>
+      </w:pPr>
+      <w:r>
+        <w:rPr>
+          <w:rtl w:val="0"/>
+          <w:lang w:val="it-IT"/>
+        </w:rPr>
+        <w:t xml:space="preserve">Il sistema sarà considerato accettato se lo stralcio implementato supera i casi di test definiti nel Test Plan e nella Test Case Specification e se, per le funzionalità comprese nello stralcio, risultano verificate le seguenti condizioni; per le funzionalità non implementate l'accettazione riguarda la documentazione di analisi e di progettazione.</w:t>
+      </w:r>
+    </w:p>
+    <w:p>
+      <w:pPr>
+        <w:pStyle w:val="Normale (Web)"/>
+        <w:numPr>
+          <w:ilvl w:val="0"/>
+          <w:numId w:val="38"/>
+        </w:numPr>
+        <w:rPr>
+          <w:lang w:val="it-IT"/>
+        </w:rPr>
+      </w:pPr>
+      <w:r>
+        <w:rPr>
+          <w:rtl w:val="0"/>
+          <w:lang w:val="it-IT"/>
+        </w:rPr>
+        <w:t xml:space="preserve">una ricerca per titolo restituisce in un'unica lista i risultati provenienti da TMDB e da Jikan, senza doppioni per lo stesso anime;</w:t>
+      </w:r>
+    </w:p>
+    <w:p>
+      <w:pPr>
+        <w:pStyle w:val="Normale (Web)"/>
+        <w:numPr>
+          <w:ilvl w:val="0"/>
+          <w:numId w:val="38"/>
+        </w:numPr>
+        <w:rPr>
+          <w:lang w:val="it-IT"/>
+        </w:rPr>
+      </w:pPr>
+      <w:r>
+        <w:rPr>
+          <w:rtl w:val="0"/>
+          <w:lang w:val="it-IT"/>
+        </w:rPr>
+        <w:t xml:space="preserve">segnando come visto l'ultimo episodio di una serie, il sistema propone automaticamente lo stato Completato e aggiorna le statistiche della dashboard;</w:t>
+      </w:r>
+    </w:p>
+    <w:p>
+      <w:pPr>
+        <w:pStyle w:val="Normale (Web)"/>
+        <w:numPr>
+          <w:ilvl w:val="0"/>
+          <w:numId w:val="38"/>
+        </w:numPr>
+        <w:rPr>
+          <w:lang w:val="it-IT"/>
+        </w:rPr>
+      </w:pPr>
+      <w:r>
+        <w:rPr>
+          <w:rtl w:val="0"/>
+          <w:lang w:val="it-IT"/>
+        </w:rPr>
+        <w:t xml:space="preserve">un profilo reso privato non è più raggiungibile tramite il link pubblico precedente;</w:t>
+      </w:r>
+    </w:p>
+    <w:p>
+      <w:pPr>
+        <w:pStyle w:val="Normale (Web)"/>
+        <w:numPr>
+          <w:ilvl w:val="0"/>
+          <w:numId w:val="38"/>
+        </w:numPr>
+        <w:rPr>
+          <w:lang w:val="it-IT"/>
+        </w:rPr>
+      </w:pPr>
+      <w:r>
+        <w:rPr>
+          <w:rtl w:val="0"/>
+          <w:lang w:val="it-IT"/>
+        </w:rPr>
+        <w:t xml:space="preserve">un backup esportato e reimportato su un altro account riproduce la stessa libreria, con stati, avanzamenti e valutazioni, senza creare duplicati;</w:t>
+      </w:r>
+    </w:p>
+    <w:p>
+      <w:pPr>
+        <w:pStyle w:val="Normale (Web)"/>
+        <w:numPr>
+          <w:ilvl w:val="0"/>
+          <w:numId w:val="38"/>
+        </w:numPr>
+        <w:rPr>
+          <w:lang w:val="it-IT"/>
+        </w:rPr>
+      </w:pPr>
+      <w:r>
+        <w:rPr>
+          <w:rtl w:val="0"/>
+          <w:lang w:val="it-IT"/>
+        </w:rPr>
+        <w:t xml:space="preserve">alla chiusura di una votazione di gruppo, il titolo più votato viene inserito nella libreria del gruppo;</w:t>
+      </w:r>
+    </w:p>
+    <w:p>
+      <w:pPr>
+        <w:pStyle w:val="Normale (Web)"/>
+        <w:numPr>
+          <w:ilvl w:val="0"/>
+          <w:numId w:val="38"/>
+        </w:numPr>
+        <w:rPr>
+          <w:lang w:val="it-IT"/>
+        </w:rPr>
+      </w:pPr>
+      <w:r>
+        <w:rPr>
+          <w:rtl w:val="0"/>
+          <w:lang w:val="it-IT"/>
+        </w:rPr>
+        <w:t xml:space="preserve">un contenuto segnalato e rimosso da un moderatore non è più visibile agli altri utenti e l'autore riceve la notifica del provvedimento.</w:t>
       </w:r>
     </w:p>
     <w:p>
@@ -37746,6 +37887,12 @@
   </w:num>
   <w:num w:numId="37">
     <w:abstractNumId w:val="26"/>
+  </w:num>
+  <w:num w:numId="38">
+    <w:abstractNumId w:val="26"/>
+    <w:lvlOverride w:ilvl="0">
+      <w:startOverride w:val="1"/>
+    </w:lvlOverride>
   </w:num>
 </w:numbering>
 </file>
